--- a/meta/test/Lloret_Egea_Juan_Antonio_DOAN_Omega16_Foundations_of_Physics.docx
+++ b/meta/test/Lloret_Egea_Juan_Antonio_DOAN_Omega16_Foundations_of_Physics.docx
@@ -2375,6 +2375,14 @@
       </w:r>
       <w:r>
         <w:t xml:space="preserve">and standard cosmological distance measures is investigated or claimed.</w:t>
+      </w:r>
+    </w:p>
+    <w:p>
+      <w:pPr>
+        <w:pStyle w:val="BodyText"/>
+      </w:pPr>
+      <w:r>
+        <w:t>Positively stated, the output is an internal coordinate of the DOAN-Ω16 framework assigned to a declared origin-to-boundary relation. Its metric reporting follows from the declared calibration; no external identification with a conventional cosmological distance is presupposed.</w:t>
       </w:r>
     </w:p>
     <w:bookmarkEnd w:id="27"/>
@@ -16309,6 +16317,14 @@
         <w:t xml:space="preserve">The historical branch uses the frozen values in Eqs. (38) and (48). A full-precision branch begins from Eq. (37) and gives</w:t>
       </w:r>
     </w:p>
+    <w:p>
+      <w:pPr>
+        <w:pStyle w:val="BodyText"/>
+      </w:pPr>
+      <w:r>
+        <w:t>The full-precision branch was evaluated with 50 decimal digits of working precision. This is sufficient to reproduce every digit displayed below and to distinguish the recomputed branch from the historical frozen branch.</w:t>
+      </w:r>
+    </w:p>
     <w:tbl>
       <w:tblPr>
         <w:tblW w:w="9072" w:type="dxa"/>
@@ -16416,7 +16432,7 @@
                   <m:t> </m:t>
                 </m:r>
                 <m:r>
-                  <m:t>469.5369395787592386711467601283420767</m:t>
+                  <m:t>469.5369395787592386711467601283420768</m:t>
                 </m:r>
                 <m:r>
                   <m:rPr>
@@ -19610,22 +19626,20 @@
       </w:r>
     </w:p>
     <w:p>
-      <w:pPr>
-        <w:pStyle w:val="FirstParagraph"/>
-      </w:pPr>
-      <w:r>
-        <w:t xml:space="preserve">The original nodal-etary procedure and parts of its formalism were previously disclosed by the author in Spanish-language, non-peer-reviewed preprints [8-10]. The present article is not under consideration by another journal. It provides a substantially reorganized and extended formalization for peer review, including the typed operator, the constitutive status of the domain factor, the scale genealogy, the access-boundary separation, the precision policy, the prior-art comparison, and the delimited foundational interpretation.</w:t>
+      <w:pPr/>
+      <w:r>
+        <w:t>The original nodal-etary procedure and parts of its formalism were previously disclosed by the author in three Spanish-language, non-peer-reviewed preprints [8-10]. The present article is not under consideration by another journal and is not submitted as an additional installment of the earlier trilogy. It isolates and reconstructs one formally distinct procedure—DOAN-Ω16—as a self-contained study with its own operator definition, dimensional typing, precision policy, literature comparison, limitations, and foundational question. The present treatment is substantially reorganized and extended for peer review.</w:t>
       </w:r>
     </w:p>
     <w:bookmarkEnd w:id="75"/>
     <w:bookmarkStart w:id="76" w:name="X1f74eb43af444059c7518034463b6c89b1cacf4"/>
     <w:p>
       <w:pPr>
-        <w:pStyle w:val="Heading2"/>
+        <w:pStyle w:val="Heading1"/>
         <w:keepNext/>
       </w:pPr>
       <w:r>
-        <w:t xml:space="preserve">Declaration of generative AI and AI-assisted technologies in the manuscript preparation process</w:t>
+        <w:t>Use of generative AI and AI-assisted technologies</w:t>
       </w:r>
     </w:p>
     <w:p>
